--- a/resume/job-applications/faculty/penn-state-behrend-csse-teaching-2027/submission-ready/WRaza_PSU_CS_TL27_CL.docx
+++ b/resume/job-applications/faculty/penn-state-behrend-csse-teaching-2027/submission-ready/WRaza_PSU_CS_TL27_CL.docx
@@ -62,20 +62,6 @@
     <w:p>
       <w:r>
         <w:t>I appreciate the department's emphasis on undergraduate education, student engagement, and industry-relevant computing. I would contribute with structured assignments, accessible prerequisite support, office hours and assessments that value design, testing, and explanation rather than just a successful demonstration. A modest, reproducible research program on reliable ML and intelligent networks could also provide students with capstone and independent-study opportunities.</w:t>
-      </w:r>
-    </w:p>
-    <w:p>
-      <w:r>
-        <w:t xml:space="preserve">I recognize that the publicly accessible description still names </w:t>
-      </w:r>
-      <w:r>
-        <w:rPr>
-          <w:b/>
-        </w:rPr>
-        <w:t>Fall 2026</w:t>
-      </w:r>
-      <w:r>
-        <w:t xml:space="preserve"> as the anticipated start. I remain interested in the opportunity if the search continues for a current or future appointment and would appreciate consideration according to the department's actual staffing timeline.</w:t>
       </w:r>
     </w:p>
     <w:p>
